--- a/descargas/excedencia-voluntaria.docx
+++ b/descargas/excedencia-voluntaria.docx
@@ -272,15 +272,6 @@
       </w:r>
     </w:p>
     <w:p/>
-    <w:p>
-      <w:r>
-        <w:rPr>
-          <w:color w:val="6B7280"/>
-          <w:sz w:val="16"/>
-        </w:rPr>
-        <w:t>Modelo orientativo de calculalotuyo.es. Revisa tu convenio colectivo, que puede mejorar lo que dice la ley.</w:t>
-      </w:r>
-    </w:p>
     <w:sectPr>
       <w:pgSz w:w="12240" w:h="15840"/>
       <w:pgMar w:top="1440" w:right="1417" w:bottom="1440" w:left="1417" w:header="720" w:footer="720" w:gutter="0"/>
